--- a/KHBD_Robotics/Lớp_7/Tuần_13/KHBD_Robotics_Lớp_7_Tiet12_Bai_10_Robot_hut_bui.docx
+++ b/KHBD_Robotics/Lớp_7/Tuần_13/KHBD_Robotics_Lớp_7_Tiet12_Bai_10_Robot_hut_bui.docx
@@ -305,7 +305,7 @@
           <w:i w:val="0"/>
           <w:sz w:val="26"/>
         </w:rPr>
-        <w:t>- Chức năng robot dọn dẹp</w:t>
+        <w:t>- Nêu được cấu tạo, chức năng và những ưu điểm của máy hút bụi.</w:t>
       </w:r>
     </w:p>
     <w:p>
@@ -321,7 +321,7 @@
           <w:i w:val="0"/>
           <w:sz w:val="26"/>
         </w:rPr>
-        <w:t>- Lắp và lập trình robot hút bụi tự động</w:t>
+        <w:t>- Nêu được nguyên lý hoạt động của máy hút bụi.</w:t>
       </w:r>
     </w:p>
     <w:p>
@@ -856,165 +856,206 @@
               <w:spacing w:line="276" w:lineRule="auto" w:after="40"/>
               <w:jc w:val="left"/>
             </w:pPr>
-            <w:r/>
-            <w:r>
-              <w:rPr>
-                <w:rFonts w:ascii="Times New Roman" w:hAnsi="Times New Roman" w:cs="Times New Roman" w:eastAsia="Times New Roman"/>
-                <w:b w:val="0"/>
-                <w:i w:val="0"/>
-                <w:sz w:val="26"/>
-              </w:rPr>
-              <w:t>Bước 1: Chuyển giao nhiệm vụ học tập:</w:t>
-            </w:r>
-          </w:p>
-          <w:p>
-            <w:pPr>
-              <w:spacing w:line="276" w:lineRule="auto" w:after="40"/>
-              <w:jc w:val="left"/>
-            </w:pPr>
-            <w:r>
-              <w:rPr>
-                <w:rFonts w:ascii="Times New Roman" w:hAnsi="Times New Roman" w:cs="Times New Roman" w:eastAsia="Times New Roman"/>
-                <w:b w:val="0"/>
-                <w:i w:val="0"/>
-                <w:sz w:val="26"/>
-              </w:rPr>
-              <w:t>- GV trình chiếu clip/hình ảnh thực tế liên quan đến Bài 10. Robot hút bụi.</w:t>
-            </w:r>
-          </w:p>
-          <w:p>
-            <w:pPr>
-              <w:spacing w:line="276" w:lineRule="auto" w:after="40"/>
-              <w:jc w:val="left"/>
-            </w:pPr>
-            <w:r>
-              <w:rPr>
-                <w:rFonts w:ascii="Times New Roman" w:hAnsi="Times New Roman" w:cs="Times New Roman" w:eastAsia="Times New Roman"/>
-                <w:b w:val="0"/>
-                <w:i w:val="0"/>
-                <w:sz w:val="26"/>
-              </w:rPr>
-              <w:t>- Yêu cầu HS quan sát và phân tích cơ chế chuyển động.</w:t>
-            </w:r>
-          </w:p>
-          <w:p>
-            <w:pPr>
-              <w:spacing w:line="276" w:lineRule="auto" w:after="40"/>
-              <w:jc w:val="left"/>
-            </w:pPr>
-            <w:r>
-              <w:rPr>
-                <w:rFonts w:ascii="Times New Roman" w:hAnsi="Times New Roman" w:cs="Times New Roman" w:eastAsia="Times New Roman"/>
-                <w:b w:val="0"/>
-                <w:i w:val="0"/>
-                <w:sz w:val="26"/>
-              </w:rPr>
-              <w:t>Bước 2: Học sinh tiếp nhận nhiệm vụ học tập:</w:t>
-            </w:r>
-          </w:p>
-          <w:p>
-            <w:pPr>
-              <w:spacing w:line="276" w:lineRule="auto" w:after="40"/>
-              <w:jc w:val="left"/>
-            </w:pPr>
-            <w:r>
-              <w:rPr>
-                <w:rFonts w:ascii="Times New Roman" w:hAnsi="Times New Roman" w:cs="Times New Roman" w:eastAsia="Times New Roman"/>
-                <w:b w:val="0"/>
-                <w:i w:val="0"/>
-                <w:sz w:val="26"/>
-              </w:rPr>
-              <w:t>- HS tập trung quan sát màn chiếu, lắng nghe câu hỏi dẫn dắt.</w:t>
-            </w:r>
-          </w:p>
-          <w:p>
-            <w:pPr>
-              <w:spacing w:line="276" w:lineRule="auto" w:after="40"/>
-              <w:jc w:val="left"/>
-            </w:pPr>
-            <w:r>
-              <w:rPr>
-                <w:rFonts w:ascii="Times New Roman" w:hAnsi="Times New Roman" w:cs="Times New Roman" w:eastAsia="Times New Roman"/>
-                <w:b w:val="0"/>
-                <w:i w:val="0"/>
-                <w:sz w:val="26"/>
-              </w:rPr>
-              <w:t>- HS thảo luận nhanh theo nhóm bàn, đối chiếu hiện tượng.</w:t>
-            </w:r>
-          </w:p>
-          <w:p>
-            <w:pPr>
-              <w:spacing w:line="276" w:lineRule="auto" w:after="40"/>
-              <w:jc w:val="left"/>
-            </w:pPr>
-            <w:r>
-              <w:rPr>
-                <w:rFonts w:ascii="Times New Roman" w:hAnsi="Times New Roman" w:cs="Times New Roman" w:eastAsia="Times New Roman"/>
-                <w:b w:val="0"/>
-                <w:i w:val="0"/>
-                <w:sz w:val="26"/>
-              </w:rPr>
-              <w:t>Bước 3: Báo cáo kết quả hoạt động:</w:t>
-            </w:r>
-          </w:p>
-          <w:p>
-            <w:pPr>
-              <w:spacing w:line="276" w:lineRule="auto" w:after="40"/>
-              <w:jc w:val="left"/>
-            </w:pPr>
-            <w:r>
-              <w:rPr>
-                <w:rFonts w:ascii="Times New Roman" w:hAnsi="Times New Roman" w:cs="Times New Roman" w:eastAsia="Times New Roman"/>
-                <w:b w:val="0"/>
-                <w:i w:val="0"/>
-                <w:sz w:val="26"/>
-              </w:rPr>
-              <w:t>- 2 đại diện HS trả lời câu hỏi khởi động.</w:t>
-            </w:r>
-          </w:p>
-          <w:p>
-            <w:pPr>
-              <w:spacing w:line="276" w:lineRule="auto" w:after="40"/>
-              <w:jc w:val="left"/>
-            </w:pPr>
-            <w:r>
-              <w:rPr>
-                <w:rFonts w:ascii="Times New Roman" w:hAnsi="Times New Roman" w:cs="Times New Roman" w:eastAsia="Times New Roman"/>
-                <w:b w:val="0"/>
-                <w:i w:val="0"/>
-                <w:sz w:val="26"/>
-              </w:rPr>
-              <w:t>- Nêu giả thuyết và nguyên lý vận hành ban đầu.</w:t>
-            </w:r>
-          </w:p>
-          <w:p>
-            <w:pPr>
-              <w:spacing w:line="276" w:lineRule="auto" w:after="40"/>
-              <w:jc w:val="left"/>
-            </w:pPr>
-            <w:r>
-              <w:rPr>
-                <w:rFonts w:ascii="Times New Roman" w:hAnsi="Times New Roman" w:cs="Times New Roman" w:eastAsia="Times New Roman"/>
-                <w:b w:val="0"/>
-                <w:i w:val="0"/>
-                <w:sz w:val="26"/>
-              </w:rPr>
-              <w:t>Bước 4: Đánh giá kết quả thực hiện nhiệm vụ:</w:t>
-            </w:r>
-          </w:p>
-          <w:p>
-            <w:pPr>
-              <w:spacing w:line="276" w:lineRule="auto" w:after="40"/>
-              <w:jc w:val="left"/>
-            </w:pPr>
-            <w:r>
-              <w:rPr>
-                <w:rFonts w:ascii="Times New Roman" w:hAnsi="Times New Roman" w:cs="Times New Roman" w:eastAsia="Times New Roman"/>
-                <w:b w:val="0"/>
-                <w:i w:val="0"/>
-                <w:sz w:val="26"/>
-              </w:rPr>
-              <w:t>- GV nhận xét, chuẩn hóa kiến thức và dẫn dắt vào bài mới.</w:t>
+            <w:r>
+              <w:rPr>
+                <w:rFonts w:ascii="Times New Roman" w:hAnsi="Times New Roman"/>
+                <w:sz w:val="26"/>
+              </w:rPr>
+              <w:t>+ GV cho học sinh quan sát hình ảnh và đặt câu hỏi.</w:t>
+              <w:br/>
+              <w:t>+ HS quan sát hình ảnh và trả lời câu hỏi.</w:t>
+              <w:br/>
+              <w:t>+ GV lắng nghe và nhận xét.</w:t>
+            </w:r>
+            <w:r>
+              <w:rPr>
+                <w:rFonts w:ascii="Times New Roman" w:hAnsi="Times New Roman" w:cs="Times New Roman" w:eastAsia="Times New Roman"/>
+                <w:b w:val="0"/>
+                <w:i w:val="0"/>
+                <w:sz w:val="26"/>
+              </w:rPr>
+            </w:r>
+          </w:p>
+          <w:p>
+            <w:pPr>
+              <w:spacing w:line="276" w:lineRule="auto" w:after="40"/>
+              <w:jc w:val="left"/>
+            </w:pPr>
+            <w:r>
+              <w:rPr>
+                <w:rFonts w:ascii="Times New Roman" w:hAnsi="Times New Roman" w:cs="Times New Roman" w:eastAsia="Times New Roman"/>
+                <w:b w:val="0"/>
+                <w:i w:val="0"/>
+                <w:sz w:val="26"/>
+              </w:rPr>
+            </w:r>
+          </w:p>
+          <w:p>
+            <w:pPr>
+              <w:spacing w:line="276" w:lineRule="auto" w:after="40"/>
+              <w:jc w:val="left"/>
+            </w:pPr>
+            <w:r>
+              <w:rPr>
+                <w:rFonts w:ascii="Times New Roman" w:hAnsi="Times New Roman" w:cs="Times New Roman" w:eastAsia="Times New Roman"/>
+                <w:b w:val="0"/>
+                <w:i w:val="0"/>
+                <w:sz w:val="26"/>
+              </w:rPr>
+            </w:r>
+          </w:p>
+          <w:p>
+            <w:pPr>
+              <w:spacing w:line="276" w:lineRule="auto" w:after="40"/>
+              <w:jc w:val="left"/>
+            </w:pPr>
+            <w:r>
+              <w:rPr>
+                <w:rFonts w:ascii="Times New Roman" w:hAnsi="Times New Roman" w:cs="Times New Roman" w:eastAsia="Times New Roman"/>
+                <w:b w:val="0"/>
+                <w:i w:val="0"/>
+                <w:sz w:val="26"/>
+              </w:rPr>
+            </w:r>
+          </w:p>
+          <w:p>
+            <w:pPr>
+              <w:spacing w:line="276" w:lineRule="auto" w:after="40"/>
+              <w:jc w:val="left"/>
+            </w:pPr>
+            <w:r>
+              <w:rPr>
+                <w:rFonts w:ascii="Times New Roman" w:hAnsi="Times New Roman" w:cs="Times New Roman" w:eastAsia="Times New Roman"/>
+                <w:b w:val="0"/>
+                <w:i w:val="0"/>
+                <w:sz w:val="26"/>
+              </w:rPr>
+            </w:r>
+          </w:p>
+          <w:p>
+            <w:pPr>
+              <w:spacing w:line="276" w:lineRule="auto" w:after="40"/>
+              <w:jc w:val="left"/>
+            </w:pPr>
+            <w:r>
+              <w:rPr>
+                <w:rFonts w:ascii="Times New Roman" w:hAnsi="Times New Roman" w:cs="Times New Roman" w:eastAsia="Times New Roman"/>
+                <w:b w:val="0"/>
+                <w:i w:val="0"/>
+                <w:sz w:val="26"/>
+              </w:rPr>
+            </w:r>
+          </w:p>
+          <w:p>
+            <w:pPr>
+              <w:spacing w:line="276" w:lineRule="auto" w:after="40"/>
+              <w:jc w:val="left"/>
+            </w:pPr>
+            <w:r>
+              <w:rPr>
+                <w:rFonts w:ascii="Times New Roman" w:hAnsi="Times New Roman" w:cs="Times New Roman" w:eastAsia="Times New Roman"/>
+                <w:b w:val="0"/>
+                <w:i w:val="0"/>
+                <w:sz w:val="26"/>
+              </w:rPr>
+            </w:r>
+          </w:p>
+          <w:p>
+            <w:pPr>
+              <w:spacing w:line="276" w:lineRule="auto" w:after="40"/>
+              <w:jc w:val="left"/>
+            </w:pPr>
+            <w:r>
+              <w:rPr>
+                <w:rFonts w:ascii="Times New Roman" w:hAnsi="Times New Roman" w:cs="Times New Roman" w:eastAsia="Times New Roman"/>
+                <w:b w:val="0"/>
+                <w:i w:val="0"/>
+                <w:sz w:val="26"/>
+              </w:rPr>
+            </w:r>
+          </w:p>
+          <w:p>
+            <w:pPr>
+              <w:spacing w:line="276" w:lineRule="auto" w:after="40"/>
+              <w:jc w:val="left"/>
+            </w:pPr>
+            <w:r>
+              <w:rPr>
+                <w:rFonts w:ascii="Times New Roman" w:hAnsi="Times New Roman" w:cs="Times New Roman" w:eastAsia="Times New Roman"/>
+                <w:b w:val="0"/>
+                <w:i w:val="0"/>
+                <w:sz w:val="26"/>
+              </w:rPr>
+            </w:r>
+          </w:p>
+          <w:p>
+            <w:pPr>
+              <w:spacing w:line="276" w:lineRule="auto" w:after="40"/>
+              <w:jc w:val="left"/>
+            </w:pPr>
+            <w:r>
+              <w:rPr>
+                <w:rFonts w:ascii="Times New Roman" w:hAnsi="Times New Roman" w:cs="Times New Roman" w:eastAsia="Times New Roman"/>
+                <w:b w:val="0"/>
+                <w:i w:val="0"/>
+                <w:sz w:val="26"/>
+              </w:rPr>
+            </w:r>
+          </w:p>
+          <w:p>
+            <w:pPr>
+              <w:spacing w:line="276" w:lineRule="auto" w:after="40"/>
+              <w:jc w:val="left"/>
+            </w:pPr>
+            <w:r>
+              <w:rPr>
+                <w:rFonts w:ascii="Times New Roman" w:hAnsi="Times New Roman" w:cs="Times New Roman" w:eastAsia="Times New Roman"/>
+                <w:b w:val="0"/>
+                <w:i w:val="0"/>
+                <w:sz w:val="26"/>
+              </w:rPr>
+            </w:r>
+          </w:p>
+          <w:p>
+            <w:pPr>
+              <w:jc w:val="center"/>
+            </w:pPr>
+            <w:r>
+              <w:drawing>
+                <wp:inline distT="0" distB="0" distL="0" distR="0" wp14:anchorId="2150A869" wp14:editId="163ED161">
+                  <wp:extent cx="2618677" cy="2530444"/>
+                  <wp:effectExtent l="0" t="0" r="0" b="3810"/>
+                  <wp:docPr id="159" name="image1.png" descr="Sung. Tên ảnh gốc: CLP00001b381578.bmp Kích thước ảnh gốc: rộng 620 pixel x cao 590 pixel"/>
+                  <wp:cNvGraphicFramePr/>
+                  <a:graphic xmlns:a="http://schemas.openxmlformats.org/drawingml/2006/main">
+                    <a:graphicData uri="http://schemas.openxmlformats.org/drawingml/2006/picture">
+                      <pic:pic xmlns:pic="http://schemas.openxmlformats.org/drawingml/2006/picture">
+                        <pic:nvPicPr>
+                          <pic:cNvPr id="0" name="image1.png" descr="Sung. Tên ảnh gốc: CLP00001b381578.bmp Kích thước ảnh gốc: rộng 620 pixel x cao 590 pixel"/>
+                          <pic:cNvPicPr preferRelativeResize="0"/>
+                        </pic:nvPicPr>
+                        <pic:blipFill>
+                          <a:blip r:embed="rId16"/>
+                          <a:srcRect/>
+                          <a:stretch>
+                            <a:fillRect/>
+                          </a:stretch>
+                        </pic:blipFill>
+                        <pic:spPr>
+                          <a:xfrm>
+                            <a:off x="0" y="0"/>
+                            <a:ext cx="2629467" cy="2540870"/>
+                          </a:xfrm>
+                          <a:prstGeom prst="rect">
+                            <a:avLst/>
+                          </a:prstGeom>
+                          <a:ln/>
+                        </pic:spPr>
+                      </pic:pic>
+                    </a:graphicData>
+                  </a:graphic>
+                </wp:inline>
+              </w:drawing>
             </w:r>
           </w:p>
         </w:tc>
@@ -1033,30 +1074,46 @@
               <w:spacing w:line="276" w:lineRule="auto" w:after="40"/>
               <w:jc w:val="left"/>
             </w:pPr>
-            <w:r/>
-            <w:r>
-              <w:rPr>
-                <w:rFonts w:ascii="Times New Roman" w:hAnsi="Times New Roman" w:cs="Times New Roman" w:eastAsia="Times New Roman"/>
-                <w:b w:val="0"/>
-                <w:i w:val="0"/>
-                <w:sz w:val="26"/>
-              </w:rPr>
-              <w:t>HS nhận diện được vấn đề kỹ thuật của bài học.</w:t>
-            </w:r>
-          </w:p>
-          <w:p>
-            <w:pPr>
-              <w:spacing w:line="276" w:lineRule="auto" w:after="40"/>
-              <w:jc w:val="left"/>
-            </w:pPr>
-            <w:r>
-              <w:rPr>
-                <w:rFonts w:ascii="Times New Roman" w:hAnsi="Times New Roman" w:cs="Times New Roman" w:eastAsia="Times New Roman"/>
-                <w:b w:val="0"/>
-                <w:i w:val="0"/>
-                <w:sz w:val="26"/>
-              </w:rPr>
-              <w:t>HS sẵn sàng bước vào hoạt động chính.</w:t>
+            <w:r>
+              <w:rPr>
+                <w:rFonts w:ascii="Times New Roman" w:hAnsi="Times New Roman"/>
+                <w:sz w:val="26"/>
+              </w:rPr>
+              <w:t>Câu trả lời của HS.</w:t>
+              <w:br/>
+              <w:t>+ Chổi: Dụng cụ quét và thu gom rác.</w:t>
+              <w:br/>
+              <w:t>+ Hốt rác: Dụng cụ dùng để đựng rác sau khi quét dọn.</w:t>
+              <w:br/>
+              <w:t>+ Bình xịt khử trùng: Bình đựng hóa chất được sử dụng để ngăn ngừa hoặc loại bỏ sự phát triển của vi khuẩn trên sàn nhà hoặc đồ nội thất.</w:t>
+              <w:br/>
+              <w:t>+ Thùng rác: Dụng cụ dung để đựng rác.</w:t>
+              <w:br/>
+              <w:t>+ Gang tay: Dụng cụ dung để bảo vệ tay khi tiếp xúc với các hóa chất độc hại.</w:t>
+              <w:br/>
+              <w:t>+ Máy hút bụi: Máy làm sạch kết hợp các chức năng của chổi và hốt rác.</w:t>
+            </w:r>
+            <w:r>
+              <w:rPr>
+                <w:rFonts w:ascii="Times New Roman" w:hAnsi="Times New Roman" w:cs="Times New Roman" w:eastAsia="Times New Roman"/>
+                <w:b w:val="0"/>
+                <w:i w:val="0"/>
+                <w:sz w:val="26"/>
+              </w:rPr>
+            </w:r>
+          </w:p>
+          <w:p>
+            <w:pPr>
+              <w:spacing w:line="276" w:lineRule="auto" w:after="40"/>
+              <w:jc w:val="left"/>
+            </w:pPr>
+            <w:r>
+              <w:rPr>
+                <w:rFonts w:ascii="Times New Roman" w:hAnsi="Times New Roman" w:cs="Times New Roman" w:eastAsia="Times New Roman"/>
+                <w:b w:val="0"/>
+                <w:i w:val="0"/>
+                <w:sz w:val="26"/>
+              </w:rPr>
             </w:r>
           </w:p>
         </w:tc>
@@ -1264,165 +1321,473 @@
               <w:spacing w:line="276" w:lineRule="auto" w:after="40"/>
               <w:jc w:val="left"/>
             </w:pPr>
-            <w:r/>
-            <w:r>
-              <w:rPr>
-                <w:rFonts w:ascii="Times New Roman" w:hAnsi="Times New Roman" w:cs="Times New Roman" w:eastAsia="Times New Roman"/>
-                <w:b w:val="0"/>
-                <w:i w:val="0"/>
-                <w:sz w:val="26"/>
-              </w:rPr>
-              <w:t>Bước 1: Chuyển giao nhiệm vụ học tập:</w:t>
-            </w:r>
-          </w:p>
-          <w:p>
-            <w:pPr>
-              <w:spacing w:line="276" w:lineRule="auto" w:after="40"/>
-              <w:jc w:val="left"/>
-            </w:pPr>
-            <w:r>
-              <w:rPr>
-                <w:rFonts w:ascii="Times New Roman" w:hAnsi="Times New Roman" w:cs="Times New Roman" w:eastAsia="Times New Roman"/>
-                <w:b w:val="0"/>
-                <w:i w:val="0"/>
-                <w:sz w:val="26"/>
-              </w:rPr>
-              <w:t>- GV phát phiếu hướng dẫn và trình chiếu sơ đồ 2D/3D của Bài 10. Robot hút bụi.</w:t>
-            </w:r>
-          </w:p>
-          <w:p>
-            <w:pPr>
-              <w:spacing w:line="276" w:lineRule="auto" w:after="40"/>
-              <w:jc w:val="left"/>
-            </w:pPr>
-            <w:r>
-              <w:rPr>
-                <w:rFonts w:ascii="Times New Roman" w:hAnsi="Times New Roman" w:cs="Times New Roman" w:eastAsia="Times New Roman"/>
-                <w:b w:val="0"/>
-                <w:i w:val="0"/>
-                <w:sz w:val="26"/>
-              </w:rPr>
-              <w:t>- Hướng dẫn nhận biết chiều lắp chốt và cổng cắm động cơ.</w:t>
-            </w:r>
-          </w:p>
-          <w:p>
-            <w:pPr>
-              <w:spacing w:line="276" w:lineRule="auto" w:after="40"/>
-              <w:jc w:val="left"/>
-            </w:pPr>
-            <w:r>
-              <w:rPr>
-                <w:rFonts w:ascii="Times New Roman" w:hAnsi="Times New Roman" w:cs="Times New Roman" w:eastAsia="Times New Roman"/>
-                <w:b w:val="0"/>
-                <w:i w:val="0"/>
-                <w:sz w:val="26"/>
-              </w:rPr>
-              <w:t>Bước 2: Học sinh tiếp nhận nhiệm vụ học tập:</w:t>
-            </w:r>
-          </w:p>
-          <w:p>
-            <w:pPr>
-              <w:spacing w:line="276" w:lineRule="auto" w:after="40"/>
-              <w:jc w:val="left"/>
-            </w:pPr>
-            <w:r>
-              <w:rPr>
-                <w:rFonts w:ascii="Times New Roman" w:hAnsi="Times New Roman" w:cs="Times New Roman" w:eastAsia="Times New Roman"/>
-                <w:b w:val="0"/>
-                <w:i w:val="0"/>
-                <w:sz w:val="26"/>
-              </w:rPr>
-              <w:t>- HS tiếp nhận phiếu, quan sát các góc ghép linh kiện.</w:t>
-            </w:r>
-          </w:p>
-          <w:p>
-            <w:pPr>
-              <w:spacing w:line="276" w:lineRule="auto" w:after="40"/>
-              <w:jc w:val="left"/>
-            </w:pPr>
-            <w:r>
-              <w:rPr>
-                <w:rFonts w:ascii="Times New Roman" w:hAnsi="Times New Roman" w:cs="Times New Roman" w:eastAsia="Times New Roman"/>
-                <w:b w:val="0"/>
-                <w:i w:val="0"/>
-                <w:sz w:val="26"/>
-              </w:rPr>
-              <w:t>- HS đối chiếu danh mục, nhặt đúng số lượng chốt và khung nối.</w:t>
-            </w:r>
-          </w:p>
-          <w:p>
-            <w:pPr>
-              <w:spacing w:line="276" w:lineRule="auto" w:after="40"/>
-              <w:jc w:val="left"/>
-            </w:pPr>
-            <w:r>
-              <w:rPr>
-                <w:rFonts w:ascii="Times New Roman" w:hAnsi="Times New Roman" w:cs="Times New Roman" w:eastAsia="Times New Roman"/>
-                <w:b w:val="0"/>
-                <w:i w:val="0"/>
-                <w:sz w:val="26"/>
-              </w:rPr>
-              <w:t>Bước 3: Báo cáo kết quả hoạt động:</w:t>
-            </w:r>
-          </w:p>
-          <w:p>
-            <w:pPr>
-              <w:spacing w:line="276" w:lineRule="auto" w:after="40"/>
-              <w:jc w:val="left"/>
-            </w:pPr>
-            <w:r>
-              <w:rPr>
-                <w:rFonts w:ascii="Times New Roman" w:hAnsi="Times New Roman" w:cs="Times New Roman" w:eastAsia="Times New Roman"/>
-                <w:b w:val="0"/>
-                <w:i w:val="0"/>
-                <w:sz w:val="26"/>
-              </w:rPr>
-              <w:t>- GV kiểm tra khay linh kiện từng nhóm tại bàn.</w:t>
-            </w:r>
-          </w:p>
-          <w:p>
-            <w:pPr>
-              <w:spacing w:line="276" w:lineRule="auto" w:after="40"/>
-              <w:jc w:val="left"/>
-            </w:pPr>
-            <w:r>
-              <w:rPr>
-                <w:rFonts w:ascii="Times New Roman" w:hAnsi="Times New Roman" w:cs="Times New Roman" w:eastAsia="Times New Roman"/>
-                <w:b w:val="0"/>
-                <w:i w:val="0"/>
-                <w:sz w:val="26"/>
-              </w:rPr>
-              <w:t>- Đại diện nhóm giơ khay linh kiện để kiểm tra.</w:t>
-            </w:r>
-          </w:p>
-          <w:p>
-            <w:pPr>
-              <w:spacing w:line="276" w:lineRule="auto" w:after="40"/>
-              <w:jc w:val="left"/>
-            </w:pPr>
-            <w:r>
-              <w:rPr>
-                <w:rFonts w:ascii="Times New Roman" w:hAnsi="Times New Roman" w:cs="Times New Roman" w:eastAsia="Times New Roman"/>
-                <w:b w:val="0"/>
-                <w:i w:val="0"/>
-                <w:sz w:val="26"/>
-              </w:rPr>
-              <w:t>Bước 4: Đánh giá kết quả thực hiện nhiệm vụ:</w:t>
-            </w:r>
-          </w:p>
-          <w:p>
-            <w:pPr>
-              <w:spacing w:line="276" w:lineRule="auto" w:after="40"/>
-              <w:jc w:val="left"/>
-            </w:pPr>
-            <w:r>
-              <w:rPr>
-                <w:rFonts w:ascii="Times New Roman" w:hAnsi="Times New Roman" w:cs="Times New Roman" w:eastAsia="Times New Roman"/>
-                <w:b w:val="0"/>
-                <w:i w:val="0"/>
-                <w:sz w:val="26"/>
-              </w:rPr>
-              <w:t>- GV chốt quy trình các bước lắp ráp mô hình robot.</w:t>
+            <w:r>
+              <w:rPr>
+                <w:rFonts w:ascii="Times New Roman" w:hAnsi="Times New Roman"/>
+                <w:sz w:val="26"/>
+              </w:rPr>
+              <w:t>+ GV cho HS quan sát video, hình ảnh và chia sẻ những hiểu biết của bản thân.</w:t>
+              <w:br/>
+              <w:t>+ HS quan sát video, hình ảnh và trả lời câu hỏi.</w:t>
+              <w:br/>
+              <w:t>+ GV lắng nghe và nhận xét.</w:t>
+            </w:r>
+            <w:r>
+              <w:rPr>
+                <w:rFonts w:ascii="Times New Roman" w:hAnsi="Times New Roman" w:cs="Times New Roman" w:eastAsia="Times New Roman"/>
+                <w:b w:val="0"/>
+                <w:i w:val="0"/>
+                <w:sz w:val="26"/>
+              </w:rPr>
+            </w:r>
+          </w:p>
+          <w:p>
+            <w:pPr>
+              <w:spacing w:line="276" w:lineRule="auto" w:after="40"/>
+              <w:jc w:val="left"/>
+            </w:pPr>
+            <w:r>
+              <w:rPr>
+                <w:rFonts w:ascii="Times New Roman" w:hAnsi="Times New Roman" w:cs="Times New Roman" w:eastAsia="Times New Roman"/>
+                <w:b w:val="0"/>
+                <w:i w:val="0"/>
+                <w:sz w:val="26"/>
+              </w:rPr>
+            </w:r>
+          </w:p>
+          <w:p>
+            <w:pPr>
+              <w:spacing w:line="276" w:lineRule="auto" w:after="40"/>
+              <w:jc w:val="left"/>
+            </w:pPr>
+            <w:r>
+              <w:rPr>
+                <w:rFonts w:ascii="Times New Roman" w:hAnsi="Times New Roman" w:cs="Times New Roman" w:eastAsia="Times New Roman"/>
+                <w:b w:val="0"/>
+                <w:i w:val="0"/>
+                <w:sz w:val="26"/>
+              </w:rPr>
+            </w:r>
+          </w:p>
+          <w:p>
+            <w:pPr>
+              <w:spacing w:line="276" w:lineRule="auto" w:after="40"/>
+              <w:jc w:val="left"/>
+            </w:pPr>
+            <w:r>
+              <w:rPr>
+                <w:rFonts w:ascii="Times New Roman" w:hAnsi="Times New Roman" w:cs="Times New Roman" w:eastAsia="Times New Roman"/>
+                <w:b w:val="0"/>
+                <w:i w:val="0"/>
+                <w:sz w:val="26"/>
+              </w:rPr>
+            </w:r>
+          </w:p>
+          <w:p>
+            <w:pPr>
+              <w:spacing w:line="276" w:lineRule="auto" w:after="40"/>
+              <w:jc w:val="left"/>
+            </w:pPr>
+            <w:r>
+              <w:rPr>
+                <w:rFonts w:ascii="Times New Roman" w:hAnsi="Times New Roman" w:cs="Times New Roman" w:eastAsia="Times New Roman"/>
+                <w:b w:val="0"/>
+                <w:i w:val="0"/>
+                <w:sz w:val="26"/>
+              </w:rPr>
+            </w:r>
+          </w:p>
+          <w:p>
+            <w:pPr>
+              <w:spacing w:line="276" w:lineRule="auto" w:after="40"/>
+              <w:jc w:val="left"/>
+            </w:pPr>
+            <w:r>
+              <w:rPr>
+                <w:rFonts w:ascii="Times New Roman" w:hAnsi="Times New Roman" w:cs="Times New Roman" w:eastAsia="Times New Roman"/>
+                <w:b w:val="0"/>
+                <w:i w:val="0"/>
+                <w:sz w:val="26"/>
+              </w:rPr>
+            </w:r>
+          </w:p>
+          <w:p>
+            <w:pPr>
+              <w:spacing w:line="276" w:lineRule="auto" w:after="40"/>
+              <w:jc w:val="left"/>
+            </w:pPr>
+            <w:r>
+              <w:rPr>
+                <w:rFonts w:ascii="Times New Roman" w:hAnsi="Times New Roman" w:cs="Times New Roman" w:eastAsia="Times New Roman"/>
+                <w:b w:val="0"/>
+                <w:i w:val="0"/>
+                <w:sz w:val="26"/>
+              </w:rPr>
+            </w:r>
+          </w:p>
+          <w:p>
+            <w:pPr>
+              <w:spacing w:line="276" w:lineRule="auto" w:after="40"/>
+              <w:jc w:val="left"/>
+            </w:pPr>
+            <w:r>
+              <w:rPr>
+                <w:rFonts w:ascii="Times New Roman" w:hAnsi="Times New Roman" w:cs="Times New Roman" w:eastAsia="Times New Roman"/>
+                <w:b w:val="0"/>
+                <w:i w:val="0"/>
+                <w:sz w:val="26"/>
+              </w:rPr>
+            </w:r>
+          </w:p>
+          <w:p>
+            <w:pPr>
+              <w:spacing w:line="276" w:lineRule="auto" w:after="40"/>
+              <w:jc w:val="left"/>
+            </w:pPr>
+            <w:r>
+              <w:rPr>
+                <w:rFonts w:ascii="Times New Roman" w:hAnsi="Times New Roman" w:cs="Times New Roman" w:eastAsia="Times New Roman"/>
+                <w:b w:val="0"/>
+                <w:i w:val="0"/>
+                <w:sz w:val="26"/>
+              </w:rPr>
+            </w:r>
+          </w:p>
+          <w:p>
+            <w:pPr>
+              <w:spacing w:line="276" w:lineRule="auto" w:after="40"/>
+              <w:jc w:val="left"/>
+            </w:pPr>
+            <w:r>
+              <w:rPr>
+                <w:rFonts w:ascii="Times New Roman" w:hAnsi="Times New Roman" w:cs="Times New Roman" w:eastAsia="Times New Roman"/>
+                <w:b w:val="0"/>
+                <w:i w:val="0"/>
+                <w:sz w:val="26"/>
+              </w:rPr>
+            </w:r>
+          </w:p>
+          <w:p>
+            <w:pPr>
+              <w:spacing w:line="276" w:lineRule="auto" w:after="40"/>
+              <w:jc w:val="left"/>
+            </w:pPr>
+            <w:r>
+              <w:rPr>
+                <w:rFonts w:ascii="Times New Roman" w:hAnsi="Times New Roman" w:cs="Times New Roman" w:eastAsia="Times New Roman"/>
+                <w:b w:val="0"/>
+                <w:i w:val="0"/>
+                <w:sz w:val="26"/>
+              </w:rPr>
+            </w:r>
+          </w:p>
+          <w:p>
+            <w:pPr>
+              <w:jc w:val="center"/>
+            </w:pPr>
+            <w:r>
+              <w:drawing>
+                <wp:inline distT="0" distB="0" distL="0" distR="0" wp14:anchorId="0B94FE84" wp14:editId="5D925A7A">
+                  <wp:extent cx="2847858" cy="1604962"/>
+                  <wp:effectExtent l="0" t="0" r="0" b="0"/>
+                  <wp:docPr id="1531112354" name="Picture 1" descr="A cartoon with a green object&#10;&#10;Description automatically generated"/>
+                  <wp:cNvGraphicFramePr>
+                    <a:graphicFrameLocks xmlns:a="http://schemas.openxmlformats.org/drawingml/2006/main" noChangeAspect="1"/>
+                  </wp:cNvGraphicFramePr>
+                  <a:graphic xmlns:a="http://schemas.openxmlformats.org/drawingml/2006/main">
+                    <a:graphicData uri="http://schemas.openxmlformats.org/drawingml/2006/picture">
+                      <pic:pic xmlns:pic="http://schemas.openxmlformats.org/drawingml/2006/picture">
+                        <pic:nvPicPr>
+                          <pic:cNvPr id="1531112354" name="Picture 1" descr="A cartoon with a green object&#10;&#10;Description automatically generated"/>
+                          <pic:cNvPicPr/>
+                        </pic:nvPicPr>
+                        <pic:blipFill>
+                          <a:blip r:embed="rId17"/>
+                          <a:stretch>
+                            <a:fillRect/>
+                          </a:stretch>
+                        </pic:blipFill>
+                        <pic:spPr>
+                          <a:xfrm>
+                            <a:off x="0" y="0"/>
+                            <a:ext cx="2871753" cy="1618429"/>
+                          </a:xfrm>
+                          <a:prstGeom prst="rect">
+                            <a:avLst/>
+                          </a:prstGeom>
+                        </pic:spPr>
+                      </pic:pic>
+                    </a:graphicData>
+                  </a:graphic>
+                </wp:inline>
+              </w:drawing>
+            </w:r>
+          </w:p>
+          <w:p>
+            <w:pPr>
+              <w:jc w:val="center"/>
+            </w:pPr>
+            <w:r>
+              <w:drawing>
+                <wp:inline distT="0" distB="0" distL="0" distR="0" wp14:anchorId="0452CFB0" wp14:editId="6EC2B58A">
+                  <wp:extent cx="4369673" cy="3768844"/>
+                  <wp:effectExtent l="0" t="0" r="0" b="3175"/>
+                  <wp:docPr id="9" name="Picture 8" descr="A vacuum cleaner with different types of hoses&#10;&#10;Description automatically generated">
+                    <a:extLst xmlns:a="http://schemas.openxmlformats.org/drawingml/2006/main">
+                      <a:ext uri="{FF2B5EF4-FFF2-40B4-BE49-F238E27FC236}">
+                        <a16:creationId xmlns:a16="http://schemas.microsoft.com/office/drawing/2014/main" id="{8F063EC9-2B31-43FA-8AB1-8400455C44B5}"/>
+                      </a:ext>
+                    </a:extLst>
+                  </wp:docPr>
+                  <wp:cNvGraphicFramePr>
+                    <a:graphicFrameLocks xmlns:a="http://schemas.openxmlformats.org/drawingml/2006/main" noChangeAspect="1"/>
+                  </wp:cNvGraphicFramePr>
+                  <a:graphic xmlns:a="http://schemas.openxmlformats.org/drawingml/2006/main">
+                    <a:graphicData uri="http://schemas.openxmlformats.org/drawingml/2006/picture">
+                      <pic:pic xmlns:pic="http://schemas.openxmlformats.org/drawingml/2006/picture">
+                        <pic:nvPicPr>
+                          <pic:cNvPr id="9" name="Picture 8" descr="A vacuum cleaner with different types of hoses&#10;&#10;Description automatically generated">
+                            <a:extLst>
+                              <a:ext uri="{FF2B5EF4-FFF2-40B4-BE49-F238E27FC236}">
+                                <a16:creationId xmlns:a16="http://schemas.microsoft.com/office/drawing/2014/main" id="{8F063EC9-2B31-43FA-8AB1-8400455C44B5}"/>
+                              </a:ext>
+                            </a:extLst>
+                          </pic:cNvPr>
+                          <pic:cNvPicPr>
+                            <a:picLocks noChangeAspect="1"/>
+                          </pic:cNvPicPr>
+                        </pic:nvPicPr>
+                        <pic:blipFill>
+                          <a:blip r:embed="rId18">
+                            <a:extLst>
+                              <a:ext uri="{BEBA8EAE-BF5A-486C-A8C5-ECC9F3942E4B}">
+                                <a14:imgProps xmlns:a14="http://schemas.microsoft.com/office/drawing/2010/main">
+                                  <a14:imgLayer r:embed="rId9">
+                                    <a14:imgEffect>
+                                      <a14:backgroundRemoval t="9964" b="97464" l="9688" r="95156">
+                                        <a14:foregroundMark x1="13125" y1="21558" x2="13125" y2="21558"/>
+                                        <a14:foregroundMark x1="15469" y1="21377" x2="15469" y2="21377"/>
+                                        <a14:foregroundMark x1="13594" y1="21014" x2="23438" y2="21558"/>
+                                        <a14:foregroundMark x1="23438" y1="21014" x2="22031" y2="23007"/>
+                                        <a14:foregroundMark x1="22188" y1="20290" x2="21875" y2="21377"/>
+                                        <a14:foregroundMark x1="15625" y1="22645" x2="16719" y2="22826"/>
+                                        <a14:foregroundMark x1="14844" y1="23007" x2="14844" y2="23007"/>
+                                        <a14:foregroundMark x1="18750" y1="22645" x2="18750" y2="22645"/>
+                                        <a14:foregroundMark x1="19844" y1="22283" x2="20156" y2="22464"/>
+                                        <a14:foregroundMark x1="21563" y1="22826" x2="21563" y2="22826"/>
+                                        <a14:foregroundMark x1="22031" y1="22645" x2="21406" y2="22645"/>
+                                        <a14:foregroundMark x1="21406" y1="22645" x2="20938" y2="22283"/>
+                                        <a14:foregroundMark x1="21094" y1="22283" x2="13438" y2="21196"/>
+                                        <a14:foregroundMark x1="13750" y1="22283" x2="14063" y2="22645"/>
+                                        <a14:foregroundMark x1="13125" y1="22464" x2="13125" y2="22464"/>
+                                        <a14:foregroundMark x1="12812" y1="21739" x2="12812" y2="21739"/>
+                                        <a14:foregroundMark x1="12812" y1="21739" x2="12812" y2="21739"/>
+                                        <a14:foregroundMark x1="12500" y1="22283" x2="12500" y2="22283"/>
+                                        <a14:foregroundMark x1="12031" y1="22101" x2="12031" y2="22101"/>
+                                        <a14:foregroundMark x1="12188" y1="21739" x2="12188" y2="21739"/>
+                                        <a14:foregroundMark x1="12344" y1="21196" x2="12812" y2="21196"/>
+                                        <a14:foregroundMark x1="12500" y1="21558" x2="21250" y2="20833"/>
+                                        <a14:foregroundMark x1="20938" y1="20833" x2="22344" y2="22464"/>
+                                        <a14:foregroundMark x1="22188" y1="22464" x2="23281" y2="22464"/>
+                                        <a14:foregroundMark x1="23906" y1="21920" x2="21875" y2="20290"/>
+                                        <a14:foregroundMark x1="10781" y1="38768" x2="24063" y2="39493"/>
+                                        <a14:foregroundMark x1="24063" y1="39493" x2="28125" y2="39312"/>
+                                        <a14:foregroundMark x1="11563" y1="38225" x2="12188" y2="37862"/>
+                                        <a14:foregroundMark x1="16250" y1="38587" x2="18750" y2="38406"/>
+                                        <a14:foregroundMark x1="21719" y1="38768" x2="17656" y2="39312"/>
+                                        <a14:foregroundMark x1="10469" y1="40217" x2="13750" y2="40036"/>
+                                        <a14:foregroundMark x1="9688" y1="39312" x2="9688" y2="39312"/>
+                                        <a14:foregroundMark x1="9688" y1="40036" x2="9688" y2="40036"/>
+                                        <a14:foregroundMark x1="9688" y1="40036" x2="9688" y2="40036"/>
+                                        <a14:foregroundMark x1="12188" y1="37862" x2="12188" y2="37862"/>
+                                        <a14:foregroundMark x1="12969" y1="38225" x2="29531" y2="38768"/>
+                                        <a14:foregroundMark x1="29219" y1="39130" x2="26875" y2="39130"/>
+                                        <a14:foregroundMark x1="28906" y1="38225" x2="28906" y2="38225"/>
+                                        <a14:foregroundMark x1="27344" y1="38043" x2="27344" y2="38043"/>
+                                        <a14:foregroundMark x1="26406" y1="38043" x2="26406" y2="38043"/>
+                                        <a14:foregroundMark x1="25938" y1="38043" x2="20625" y2="37862"/>
+                                        <a14:foregroundMark x1="15000" y1="40036" x2="15000" y2="40036"/>
+                                        <a14:foregroundMark x1="16875" y1="40036" x2="16875" y2="40036"/>
+                                        <a14:foregroundMark x1="18594" y1="40217" x2="18594" y2="40217"/>
+                                        <a14:foregroundMark x1="19375" y1="40036" x2="19375" y2="40036"/>
+                                        <a14:foregroundMark x1="19688" y1="40036" x2="20313" y2="39855"/>
+                                        <a14:foregroundMark x1="21250" y1="39855" x2="21563" y2="39855"/>
+                                        <a14:foregroundMark x1="21719" y1="39855" x2="22031" y2="39855"/>
+                                        <a14:foregroundMark x1="22500" y1="39855" x2="22500" y2="39855"/>
+                                        <a14:foregroundMark x1="22813" y1="39855" x2="23281" y2="40217"/>
+                                        <a14:foregroundMark x1="26563" y1="40217" x2="26563" y2="40217"/>
+                                        <a14:foregroundMark x1="27813" y1="40217" x2="27969" y2="40217"/>
+                                        <a14:foregroundMark x1="28750" y1="40036" x2="28750" y2="40036"/>
+                                        <a14:foregroundMark x1="29375" y1="40036" x2="29375" y2="40036"/>
+                                        <a14:foregroundMark x1="12656" y1="64855" x2="21094" y2="65580"/>
+                                        <a14:foregroundMark x1="12969" y1="66848" x2="20469" y2="66848"/>
+                                        <a14:foregroundMark x1="11719" y1="65761" x2="12656" y2="66123"/>
+                                        <a14:foregroundMark x1="12188" y1="65217" x2="12031" y2="66667"/>
+                                        <a14:foregroundMark x1="12188" y1="66848" x2="21563" y2="65399"/>
+                                        <a14:foregroundMark x1="74844" y1="13043" x2="83438" y2="14855"/>
+                                        <a14:foregroundMark x1="75938" y1="14855" x2="83750" y2="13587"/>
+                                        <a14:foregroundMark x1="82188" y1="12862" x2="83750" y2="14855"/>
+                                        <a14:foregroundMark x1="81875" y1="12500" x2="79063" y2="12500"/>
+                                        <a14:foregroundMark x1="82500" y1="12500" x2="84063" y2="13406"/>
+                                        <a14:foregroundMark x1="75469" y1="14855" x2="83281" y2="14855"/>
+                                        <a14:foregroundMark x1="82344" y1="15399" x2="76406" y2="15217"/>
+                                        <a14:foregroundMark x1="79375" y1="15217" x2="83750" y2="15217"/>
+                                        <a14:foregroundMark x1="76719" y1="15399" x2="75000" y2="15399"/>
+                                        <a14:foregroundMark x1="75000" y1="13406" x2="75313" y2="15036"/>
+                                        <a14:foregroundMark x1="72813" y1="32790" x2="83594" y2="32790"/>
+                                        <a14:foregroundMark x1="83594" y1="32790" x2="85000" y2="32609"/>
+                                        <a14:foregroundMark x1="72344" y1="31703" x2="85000" y2="32246"/>
+                                        <a14:foregroundMark x1="72031" y1="33152" x2="84688" y2="33152"/>
+                                        <a14:foregroundMark x1="73281" y1="33877" x2="85000" y2="33514"/>
+                                        <a14:foregroundMark x1="85000" y1="33514" x2="85000" y2="31884"/>
+                                        <a14:foregroundMark x1="85313" y1="31522" x2="85313" y2="33152"/>
+                                        <a14:foregroundMark x1="69219" y1="50000" x2="80781" y2="48913"/>
+                                        <a14:foregroundMark x1="80781" y1="48913" x2="69219" y2="49638"/>
+                                        <a14:foregroundMark x1="69219" y1="49638" x2="75313" y2="50181"/>
+                                        <a14:foregroundMark x1="84688" y1="50543" x2="87813" y2="49457"/>
+                                        <a14:foregroundMark x1="82344" y1="49457" x2="87344" y2="49275"/>
+                                        <a14:foregroundMark x1="83438" y1="50725" x2="77031" y2="50725"/>
+                                        <a14:foregroundMark x1="77969" y1="50543" x2="87656" y2="50543"/>
+                                        <a14:foregroundMark x1="70313" y1="50362" x2="77031" y2="51449"/>
+                                        <a14:foregroundMark x1="69063" y1="50362" x2="76563" y2="51268"/>
+                                        <a14:foregroundMark x1="72500" y1="50906" x2="68906" y2="51087"/>
+                                        <a14:foregroundMark x1="68906" y1="49638" x2="75625" y2="48913"/>
+                                        <a14:foregroundMark x1="76250" y1="49094" x2="87344" y2="49275"/>
+                                        <a14:foregroundMark x1="86250" y1="48913" x2="78438" y2="48732"/>
+                                        <a14:foregroundMark x1="76719" y1="48732" x2="87031" y2="48732"/>
+                                        <a14:foregroundMark x1="77969" y1="59239" x2="88750" y2="58152"/>
+                                        <a14:foregroundMark x1="88750" y1="58152" x2="87969" y2="59783"/>
+                                        <a14:foregroundMark x1="91094" y1="58696" x2="94844" y2="58696"/>
+                                        <a14:foregroundMark x1="88750" y1="58696" x2="93281" y2="58877"/>
+                                        <a14:foregroundMark x1="93438" y1="58333" x2="89375" y2="58333"/>
+                                        <a14:foregroundMark x1="90469" y1="59601" x2="94844" y2="59601"/>
+                                        <a14:foregroundMark x1="79688" y1="57790" x2="93125" y2="58333"/>
+                                        <a14:foregroundMark x1="92188" y1="57971" x2="94375" y2="57971"/>
+                                        <a14:foregroundMark x1="93594" y1="58152" x2="90781" y2="57971"/>
+                                        <a14:foregroundMark x1="78906" y1="60145" x2="88125" y2="59964"/>
+                                        <a14:foregroundMark x1="31250" y1="38949" x2="40156" y2="39674"/>
+                                        <a14:foregroundMark x1="30938" y1="39312" x2="33906" y2="39674"/>
+                                        <a14:foregroundMark x1="57656" y1="49819" x2="66875" y2="49819"/>
+                                        <a14:foregroundMark x1="57969" y1="32246" x2="70625" y2="32428"/>
+                                        <a14:foregroundMark x1="70625" y1="32428" x2="71250" y2="32428"/>
+                                        <a14:foregroundMark x1="63438" y1="14130" x2="73438" y2="14130"/>
+                                        <a14:foregroundMark x1="26250" y1="21920" x2="37500" y2="22283"/>
+                                        <a14:foregroundMark x1="37500" y1="22283" x2="26094" y2="21014"/>
+                                        <a14:foregroundMark x1="26094" y1="21014" x2="25938" y2="21739"/>
+                                        <a14:foregroundMark x1="34219" y1="21739" x2="38125" y2="21739"/>
+                                        <a14:foregroundMark x1="23750" y1="65942" x2="33750" y2="65761"/>
+                                        <a14:foregroundMark x1="70938" y1="58514" x2="77500" y2="58152"/>
+                                        <a14:foregroundMark x1="76563" y1="58877" x2="70313" y2="59058"/>
+                                        <a14:foregroundMark x1="14844" y1="80435" x2="26563" y2="80616"/>
+                                        <a14:foregroundMark x1="26563" y1="80616" x2="27187" y2="80616"/>
+                                        <a14:foregroundMark x1="28125" y1="80072" x2="17344" y2="79529"/>
+                                        <a14:foregroundMark x1="9844" y1="79710" x2="9219" y2="92210"/>
+                                        <a14:foregroundMark x1="9219" y1="92210" x2="18750" y2="98007"/>
+                                        <a14:foregroundMark x1="18750" y1="98007" x2="30469" y2="96920"/>
+                                        <a14:foregroundMark x1="30469" y1="96920" x2="32656" y2="84601"/>
+                                        <a14:foregroundMark x1="32656" y1="84601" x2="17031" y2="87319"/>
+                                        <a14:foregroundMark x1="17031" y1="87319" x2="15781" y2="88587"/>
+                                        <a14:foregroundMark x1="40156" y1="80254" x2="38125" y2="94565"/>
+                                        <a14:foregroundMark x1="38125" y1="94565" x2="54219" y2="97464"/>
+                                        <a14:foregroundMark x1="54219" y1="97464" x2="61563" y2="87500"/>
+                                        <a14:foregroundMark x1="61563" y1="87500" x2="49531" y2="78261"/>
+                                        <a14:foregroundMark x1="49531" y1="78261" x2="50625" y2="92935"/>
+                                        <a14:foregroundMark x1="50625" y1="92935" x2="42969" y2="86594"/>
+                                        <a14:foregroundMark x1="42500" y1="79167" x2="57813" y2="79710"/>
+                                        <a14:foregroundMark x1="48125" y1="79529" x2="55625" y2="79529"/>
+                                        <a14:foregroundMark x1="55625" y1="78804" x2="48750" y2="79167"/>
+                                        <a14:foregroundMark x1="77188" y1="89130" x2="70000" y2="80254"/>
+                                        <a14:foregroundMark x1="70000" y1="79891" x2="69688" y2="79891"/>
+                                        <a14:foregroundMark x1="69531" y1="79891" x2="80781" y2="80616"/>
+                                        <a14:foregroundMark x1="80781" y1="80616" x2="91875" y2="79891"/>
+                                        <a14:foregroundMark x1="91875" y1="79891" x2="92344" y2="92935"/>
+                                        <a14:foregroundMark x1="92344" y1="92935" x2="80156" y2="97283"/>
+                                        <a14:foregroundMark x1="80156" y1="97283" x2="68438" y2="96739"/>
+                                        <a14:foregroundMark x1="68438" y1="96739" x2="81563" y2="97464"/>
+                                        <a14:foregroundMark x1="81563" y1="97464" x2="69844" y2="91304"/>
+                                        <a14:foregroundMark x1="69844" y1="91304" x2="87188" y2="94022"/>
+                                        <a14:foregroundMark x1="87188" y1="94022" x2="77344" y2="83152"/>
+                                        <a14:foregroundMark x1="77344" y1="83152" x2="78125" y2="81703"/>
+                                        <a14:foregroundMark x1="74844" y1="78804" x2="75313" y2="78986"/>
+                                        <a14:foregroundMark x1="70156" y1="79348" x2="82344" y2="78623"/>
+                                        <a14:foregroundMark x1="82344" y1="78623" x2="89844" y2="78986"/>
+                                        <a14:foregroundMark x1="91250" y1="83514" x2="92031" y2="96014"/>
+                                        <a14:foregroundMark x1="92031" y1="96014" x2="79375" y2="97464"/>
+                                        <a14:foregroundMark x1="79375" y1="97464" x2="74844" y2="96377"/>
+                                        <a14:foregroundMark x1="91875" y1="82609" x2="92344" y2="95833"/>
+                                        <a14:foregroundMark x1="92344" y1="95833" x2="90156" y2="96558"/>
+                                        <a14:foregroundMark x1="39688" y1="79348" x2="50469" y2="78442"/>
+                                        <a14:foregroundMark x1="50469" y1="78442" x2="59627" y2="79201"/>
+                                        <a14:foregroundMark x1="61482" y1="79435" x2="61563" y2="79529"/>
+                                        <a14:foregroundMark x1="30625" y1="79529" x2="19063" y2="80072"/>
+                                        <a14:foregroundMark x1="11250" y1="79529" x2="27187" y2="80072"/>
+                                        <a14:foregroundMark x1="27187" y1="80072" x2="31094" y2="79891"/>
+                                        <a14:foregroundMark x1="10000" y1="79710" x2="24844" y2="79891"/>
+                                        <a14:foregroundMark x1="24844" y1="79891" x2="14063" y2="78442"/>
+                                        <a14:foregroundMark x1="14063" y1="78442" x2="11875" y2="79167"/>
+                                        <a14:foregroundMark x1="58594" y1="74819" x2="62048" y2="74569"/>
+                                        <a14:foregroundMark x1="91932" y1="66155" x2="95156" y2="65942"/>
+                                        <a14:foregroundMark x1="89844" y1="60870" x2="90469" y2="61594"/>
+                                        <a14:foregroundMark x1="68438" y1="55254" x2="70693" y2="55233"/>
+                                        <a14:foregroundMark x1="86651" y1="41654" x2="88125" y2="41667"/>
+                                        <a14:foregroundMark x1="75000" y1="80254" x2="84531" y2="78623"/>
+                                        <a14:foregroundMark x1="84375" y1="78623" x2="76406" y2="78080"/>
+                                        <a14:foregroundMark x1="74531" y1="78804" x2="85000" y2="78442"/>
+                                        <a14:foregroundMark x1="82813" y1="78261" x2="74219" y2="79529"/>
+                                        <a14:foregroundMark x1="22500" y1="79348" x2="27500" y2="80072"/>
+                                        <a14:foregroundMark x1="27656" y1="79891" x2="21094" y2="78804"/>
+                                        <a14:foregroundMark x1="42813" y1="78986" x2="37969" y2="79167"/>
+                                        <a14:foregroundMark x1="72031" y1="79348" x2="69063" y2="79710"/>
+                                        <a14:foregroundMark x1="71563" y1="79348" x2="67188" y2="79348"/>
+                                        <a14:foregroundMark x1="70313" y1="78986" x2="73750" y2="78804"/>
+                                        <a14:foregroundMark x1="90625" y1="79891" x2="91250" y2="79167"/>
+                                        <a14:foregroundMark x1="91719" y1="79167" x2="90781" y2="79167"/>
+                                        <a14:foregroundMark x1="90625" y1="79167" x2="90625" y2="79167"/>
+                                        <a14:foregroundMark x1="11406" y1="65399" x2="11875" y2="67029"/>
+                                        <a14:foregroundMark x1="13125" y1="65217" x2="20781" y2="65217"/>
+                                        <a14:foregroundMark x1="19688" y1="65036" x2="13906" y2="64674"/>
+                                        <a14:foregroundMark x1="11719" y1="64312" x2="11719" y2="66304"/>
+                                        <a14:foregroundMark x1="12500" y1="36957" x2="10156" y2="38587"/>
+                                        <a14:foregroundMark x1="9844" y1="38225" x2="11250" y2="38225"/>
+                                        <a14:foregroundMark x1="9688" y1="39130" x2="10156" y2="39674"/>
+                                        <a14:foregroundMark x1="13906" y1="19928" x2="16563" y2="20471"/>
+                                        <a14:foregroundMark x1="18125" y1="21014" x2="18125" y2="21014"/>
+                                        <a14:foregroundMark x1="19531" y1="20471" x2="19531" y2="20471"/>
+                                        <a14:backgroundMark x1="65625" y1="55072" x2="68537" y2="55072"/>
+                                        <a14:backgroundMark x1="40266" y1="39483" x2="40781" y2="39493"/>
+                                        <a14:backgroundMark x1="61875" y1="68841" x2="81094" y2="70471"/>
+                                        <a14:backgroundMark x1="83594" y1="68659" x2="91406" y2="67210"/>
+                                        <a14:backgroundMark x1="65156" y1="42754" x2="86250" y2="42391"/>
+                                        <a14:backgroundMark x1="70781" y1="55072" x2="83281" y2="55072"/>
+                                        <a14:backgroundMark x1="83281" y1="55072" x2="97031" y2="55072"/>
+                                        <a14:backgroundMark x1="76376" y1="75547" x2="88125" y2="74457"/>
+                                        <a14:backgroundMark x1="60781" y1="76993" x2="75126" y2="75663"/>
+                                        <a14:backgroundMark x1="58281" y1="76812" x2="58281" y2="76812"/>
+                                      </a14:backgroundRemoval>
+                                    </a14:imgEffect>
+                                  </a14:imgLayer>
+                                </a14:imgProps>
+                              </a:ext>
+                            </a:extLst>
+                          </a:blip>
+                          <a:stretch>
+                            <a:fillRect/>
+                          </a:stretch>
+                        </pic:blipFill>
+                        <pic:spPr>
+                          <a:xfrm>
+                            <a:off x="0" y="0"/>
+                            <a:ext cx="4424081" cy="3815771"/>
+                          </a:xfrm>
+                          <a:prstGeom prst="rect">
+                            <a:avLst/>
+                          </a:prstGeom>
+                        </pic:spPr>
+                      </pic:pic>
+                    </a:graphicData>
+                  </a:graphic>
+                </wp:inline>
+              </w:drawing>
             </w:r>
           </w:p>
         </w:tc>
@@ -1441,30 +1806,46 @@
               <w:spacing w:line="276" w:lineRule="auto" w:after="40"/>
               <w:jc w:val="left"/>
             </w:pPr>
-            <w:r/>
-            <w:r>
-              <w:rPr>
-                <w:rFonts w:ascii="Times New Roman" w:hAnsi="Times New Roman" w:cs="Times New Roman" w:eastAsia="Times New Roman"/>
-                <w:b w:val="0"/>
-                <w:i w:val="0"/>
-                <w:sz w:val="26"/>
-              </w:rPr>
-              <w:t>HS nắm vững quy trình các bước lắp ráp.</w:t>
-            </w:r>
-          </w:p>
-          <w:p>
-            <w:pPr>
-              <w:spacing w:line="276" w:lineRule="auto" w:after="40"/>
-              <w:jc w:val="left"/>
-            </w:pPr>
-            <w:r>
-              <w:rPr>
-                <w:rFonts w:ascii="Times New Roman" w:hAnsi="Times New Roman" w:cs="Times New Roman" w:eastAsia="Times New Roman"/>
-                <w:b w:val="0"/>
-                <w:i w:val="0"/>
-                <w:sz w:val="26"/>
-              </w:rPr>
-              <w:t>Danh mục linh kiện đầy đủ, chuẩn xác.</w:t>
+            <w:r>
+              <w:rPr>
+                <w:rFonts w:ascii="Times New Roman" w:hAnsi="Times New Roman"/>
+                <w:sz w:val="26"/>
+              </w:rPr>
+              <w:t>+ Nêu được cấu tạo, chức năng và ưu điểm của máy hút bụi.</w:t>
+              <w:br/>
+              <w:t>+ Nêu được nguyên lý hoạt động của máy hút bụi.</w:t>
+              <w:br/>
+              <w:t>Câu trả lời của HS.</w:t>
+              <w:br/>
+              <w:t>+ Chức năng của máy hút bụi: Hút bui, lau sàn.</w:t>
+              <w:br/>
+              <w:t>+ Ưu điểm của máy hút bụi:</w:t>
+              <w:br/>
+              <w:t>+ Nguyên lý hoạt động: Giống cơ chế khi chúng ta hút nước bằng ống hút. Khi không khí trong ống hút bị rút hết, nếu chúng ta tiếp tục hút thì nước trong cốc sẽ bị hút vào ống hút, chiếm phần không gian rỗng.</w:t>
+              <w:br/>
+              <w:t>+ Cấu tạo của máy hút bụi:</w:t>
+            </w:r>
+            <w:r>
+              <w:rPr>
+                <w:rFonts w:ascii="Times New Roman" w:hAnsi="Times New Roman" w:cs="Times New Roman" w:eastAsia="Times New Roman"/>
+                <w:b w:val="0"/>
+                <w:i w:val="0"/>
+                <w:sz w:val="26"/>
+              </w:rPr>
+            </w:r>
+          </w:p>
+          <w:p>
+            <w:pPr>
+              <w:spacing w:line="276" w:lineRule="auto" w:after="40"/>
+              <w:jc w:val="left"/>
+            </w:pPr>
+            <w:r>
+              <w:rPr>
+                <w:rFonts w:ascii="Times New Roman" w:hAnsi="Times New Roman" w:cs="Times New Roman" w:eastAsia="Times New Roman"/>
+                <w:b w:val="0"/>
+                <w:i w:val="0"/>
+                <w:sz w:val="26"/>
+              </w:rPr>
             </w:r>
           </w:p>
         </w:tc>
@@ -1672,165 +2053,249 @@
               <w:spacing w:line="276" w:lineRule="auto" w:after="40"/>
               <w:jc w:val="left"/>
             </w:pPr>
-            <w:r/>
-            <w:r>
-              <w:rPr>
-                <w:rFonts w:ascii="Times New Roman" w:hAnsi="Times New Roman" w:cs="Times New Roman" w:eastAsia="Times New Roman"/>
-                <w:b w:val="0"/>
-                <w:i w:val="0"/>
-                <w:sz w:val="26"/>
-              </w:rPr>
-              <w:t>Bước 1: Chuyển giao nhiệm vụ học tập:</w:t>
-            </w:r>
-          </w:p>
-          <w:p>
-            <w:pPr>
-              <w:spacing w:line="276" w:lineRule="auto" w:after="40"/>
-              <w:jc w:val="left"/>
-            </w:pPr>
-            <w:r>
-              <w:rPr>
-                <w:rFonts w:ascii="Times New Roman" w:hAnsi="Times New Roman" w:cs="Times New Roman" w:eastAsia="Times New Roman"/>
-                <w:b w:val="0"/>
-                <w:i w:val="0"/>
-                <w:sz w:val="26"/>
-              </w:rPr>
-              <w:t>- GV giao nhiệm vụ cho từng nhóm lắp ráp mô hình Bài 10. Robot hút bụi.</w:t>
-            </w:r>
-          </w:p>
-          <w:p>
-            <w:pPr>
-              <w:spacing w:line="276" w:lineRule="auto" w:after="40"/>
-              <w:jc w:val="left"/>
-            </w:pPr>
-            <w:r>
-              <w:rPr>
-                <w:rFonts w:ascii="Times New Roman" w:hAnsi="Times New Roman" w:cs="Times New Roman" w:eastAsia="Times New Roman"/>
-                <w:b w:val="0"/>
-                <w:i w:val="0"/>
-                <w:sz w:val="26"/>
-              </w:rPr>
-              <w:t>Bước 2: Học sinh tiếp nhận nhiệm vụ học tập:</w:t>
-            </w:r>
-          </w:p>
-          <w:p>
-            <w:pPr>
-              <w:spacing w:line="276" w:lineRule="auto" w:after="40"/>
-              <w:jc w:val="left"/>
-            </w:pPr>
-            <w:r>
-              <w:rPr>
-                <w:rFonts w:ascii="Times New Roman" w:hAnsi="Times New Roman" w:cs="Times New Roman" w:eastAsia="Times New Roman"/>
-                <w:b w:val="0"/>
-                <w:i w:val="0"/>
-                <w:sz w:val="26"/>
-              </w:rPr>
-              <w:t>- HS phân công nhiệm vụ (xem sơ đồ, lắp khung, chọn chốt).</w:t>
-            </w:r>
-          </w:p>
-          <w:p>
-            <w:pPr>
-              <w:spacing w:line="276" w:lineRule="auto" w:after="40"/>
-              <w:jc w:val="left"/>
-            </w:pPr>
-            <w:r>
-              <w:rPr>
-                <w:rFonts w:ascii="Times New Roman" w:hAnsi="Times New Roman" w:cs="Times New Roman" w:eastAsia="Times New Roman"/>
-                <w:b w:val="0"/>
-                <w:i w:val="0"/>
-                <w:sz w:val="26"/>
-              </w:rPr>
-              <w:t>- HS tiến hành lắp ráp cẩn thận từng chi tiết theo sơ đồ.</w:t>
-            </w:r>
-          </w:p>
-          <w:p>
-            <w:pPr>
-              <w:spacing w:line="276" w:lineRule="auto" w:after="40"/>
-              <w:jc w:val="left"/>
-            </w:pPr>
-            <w:r>
-              <w:rPr>
-                <w:rFonts w:ascii="Times New Roman" w:hAnsi="Times New Roman" w:cs="Times New Roman" w:eastAsia="Times New Roman"/>
-                <w:b w:val="0"/>
-                <w:i w:val="0"/>
-                <w:sz w:val="26"/>
-              </w:rPr>
-              <w:t>Bước 3: Báo cáo kết quả hoạt động:</w:t>
-            </w:r>
-          </w:p>
-          <w:p>
-            <w:pPr>
-              <w:spacing w:line="276" w:lineRule="auto" w:after="40"/>
-              <w:jc w:val="left"/>
-            </w:pPr>
-            <w:r>
-              <w:rPr>
-                <w:rFonts w:ascii="Times New Roman" w:hAnsi="Times New Roman" w:cs="Times New Roman" w:eastAsia="Times New Roman"/>
-                <w:b w:val="0"/>
-                <w:i w:val="0"/>
-                <w:sz w:val="26"/>
-              </w:rPr>
-              <w:t>- GV yêu cầu các nhóm cấp nguồn/nạp code và cho robot vận hành thử.</w:t>
-            </w:r>
-          </w:p>
-          <w:p>
-            <w:pPr>
-              <w:spacing w:line="276" w:lineRule="auto" w:after="40"/>
-              <w:jc w:val="left"/>
-            </w:pPr>
-            <w:r>
-              <w:rPr>
-                <w:rFonts w:ascii="Times New Roman" w:hAnsi="Times New Roman" w:cs="Times New Roman" w:eastAsia="Times New Roman"/>
-                <w:b w:val="0"/>
-                <w:i w:val="0"/>
-                <w:sz w:val="26"/>
-              </w:rPr>
-              <w:t>- HS đặt robot lên bàn thử nghiệm, quan sát hoạt động.</w:t>
-            </w:r>
-          </w:p>
-          <w:p>
-            <w:pPr>
-              <w:spacing w:line="276" w:lineRule="auto" w:after="40"/>
-              <w:jc w:val="left"/>
-            </w:pPr>
-            <w:r>
-              <w:rPr>
-                <w:rFonts w:ascii="Times New Roman" w:hAnsi="Times New Roman" w:cs="Times New Roman" w:eastAsia="Times New Roman"/>
-                <w:b w:val="0"/>
-                <w:i w:val="0"/>
-                <w:sz w:val="26"/>
-              </w:rPr>
-              <w:t>Bước 4: Đánh giá kết quả thực hiện nhiệm vụ:</w:t>
-            </w:r>
-          </w:p>
-          <w:p>
-            <w:pPr>
-              <w:spacing w:line="276" w:lineRule="auto" w:after="40"/>
-              <w:jc w:val="left"/>
-            </w:pPr>
-            <w:r>
-              <w:rPr>
-                <w:rFonts w:ascii="Times New Roman" w:hAnsi="Times New Roman" w:cs="Times New Roman" w:eastAsia="Times New Roman"/>
-                <w:b w:val="0"/>
-                <w:i w:val="0"/>
-                <w:sz w:val="26"/>
-              </w:rPr>
-              <w:t>- GV đánh giá sản phẩm thực hành, chấm điểm tiêu chí kỹ thuật.</w:t>
-            </w:r>
-          </w:p>
-          <w:p>
-            <w:pPr>
-              <w:spacing w:line="276" w:lineRule="auto" w:after="40"/>
-              <w:jc w:val="left"/>
-            </w:pPr>
-            <w:r>
-              <w:rPr>
-                <w:rFonts w:ascii="Times New Roman" w:hAnsi="Times New Roman" w:cs="Times New Roman" w:eastAsia="Times New Roman"/>
-                <w:b w:val="0"/>
-                <w:i w:val="0"/>
-                <w:sz w:val="26"/>
-              </w:rPr>
-              <w:t>- HS tinh chỉnh lại chốt nối nếu robot bị kẹt hoặc di chuyển lệch.</w:t>
+            <w:r>
+              <w:rPr>
+                <w:rFonts w:ascii="Times New Roman" w:hAnsi="Times New Roman"/>
+                <w:sz w:val="26"/>
+              </w:rPr>
+              <w:t>+ GV yêu cầu HS mở hộp, lựa chọn các mảnh ghép và lắp ghép theo hướng dẫn trong   sách. Lưu ý cách sử dụng chốt trong suốt.</w:t>
+              <w:br/>
+              <w:t>+ Học sinh tiến hành lắp ráp động cơ Dynamixel.</w:t>
+              <w:br/>
+              <w:t>+ HS tiến hành lắp ráp robot Máy hút bụi.</w:t>
+            </w:r>
+            <w:r>
+              <w:rPr>
+                <w:rFonts w:ascii="Times New Roman" w:hAnsi="Times New Roman" w:cs="Times New Roman" w:eastAsia="Times New Roman"/>
+                <w:b w:val="0"/>
+                <w:i w:val="0"/>
+                <w:sz w:val="26"/>
+              </w:rPr>
+            </w:r>
+          </w:p>
+          <w:p>
+            <w:pPr>
+              <w:spacing w:line="276" w:lineRule="auto" w:after="40"/>
+              <w:jc w:val="left"/>
+            </w:pPr>
+            <w:r>
+              <w:rPr>
+                <w:rFonts w:ascii="Times New Roman" w:hAnsi="Times New Roman" w:cs="Times New Roman" w:eastAsia="Times New Roman"/>
+                <w:b w:val="0"/>
+                <w:i w:val="0"/>
+                <w:sz w:val="26"/>
+              </w:rPr>
+            </w:r>
+          </w:p>
+          <w:p>
+            <w:pPr>
+              <w:spacing w:line="276" w:lineRule="auto" w:after="40"/>
+              <w:jc w:val="left"/>
+            </w:pPr>
+            <w:r>
+              <w:rPr>
+                <w:rFonts w:ascii="Times New Roman" w:hAnsi="Times New Roman" w:cs="Times New Roman" w:eastAsia="Times New Roman"/>
+                <w:b w:val="0"/>
+                <w:i w:val="0"/>
+                <w:sz w:val="26"/>
+              </w:rPr>
+            </w:r>
+          </w:p>
+          <w:p>
+            <w:pPr>
+              <w:spacing w:line="276" w:lineRule="auto" w:after="40"/>
+              <w:jc w:val="left"/>
+            </w:pPr>
+            <w:r>
+              <w:rPr>
+                <w:rFonts w:ascii="Times New Roman" w:hAnsi="Times New Roman" w:cs="Times New Roman" w:eastAsia="Times New Roman"/>
+                <w:b w:val="0"/>
+                <w:i w:val="0"/>
+                <w:sz w:val="26"/>
+              </w:rPr>
+            </w:r>
+          </w:p>
+          <w:p>
+            <w:pPr>
+              <w:spacing w:line="276" w:lineRule="auto" w:after="40"/>
+              <w:jc w:val="left"/>
+            </w:pPr>
+            <w:r>
+              <w:rPr>
+                <w:rFonts w:ascii="Times New Roman" w:hAnsi="Times New Roman" w:cs="Times New Roman" w:eastAsia="Times New Roman"/>
+                <w:b w:val="0"/>
+                <w:i w:val="0"/>
+                <w:sz w:val="26"/>
+              </w:rPr>
+            </w:r>
+          </w:p>
+          <w:p>
+            <w:pPr>
+              <w:spacing w:line="276" w:lineRule="auto" w:after="40"/>
+              <w:jc w:val="left"/>
+            </w:pPr>
+            <w:r>
+              <w:rPr>
+                <w:rFonts w:ascii="Times New Roman" w:hAnsi="Times New Roman" w:cs="Times New Roman" w:eastAsia="Times New Roman"/>
+                <w:b w:val="0"/>
+                <w:i w:val="0"/>
+                <w:sz w:val="26"/>
+              </w:rPr>
+            </w:r>
+          </w:p>
+          <w:p>
+            <w:pPr>
+              <w:spacing w:line="276" w:lineRule="auto" w:after="40"/>
+              <w:jc w:val="left"/>
+            </w:pPr>
+            <w:r>
+              <w:rPr>
+                <w:rFonts w:ascii="Times New Roman" w:hAnsi="Times New Roman" w:cs="Times New Roman" w:eastAsia="Times New Roman"/>
+                <w:b w:val="0"/>
+                <w:i w:val="0"/>
+                <w:sz w:val="26"/>
+              </w:rPr>
+            </w:r>
+          </w:p>
+          <w:p>
+            <w:pPr>
+              <w:spacing w:line="276" w:lineRule="auto" w:after="40"/>
+              <w:jc w:val="left"/>
+            </w:pPr>
+            <w:r>
+              <w:rPr>
+                <w:rFonts w:ascii="Times New Roman" w:hAnsi="Times New Roman" w:cs="Times New Roman" w:eastAsia="Times New Roman"/>
+                <w:b w:val="0"/>
+                <w:i w:val="0"/>
+                <w:sz w:val="26"/>
+              </w:rPr>
+            </w:r>
+          </w:p>
+          <w:p>
+            <w:pPr>
+              <w:spacing w:line="276" w:lineRule="auto" w:after="40"/>
+              <w:jc w:val="left"/>
+            </w:pPr>
+            <w:r>
+              <w:rPr>
+                <w:rFonts w:ascii="Times New Roman" w:hAnsi="Times New Roman" w:cs="Times New Roman" w:eastAsia="Times New Roman"/>
+                <w:b w:val="0"/>
+                <w:i w:val="0"/>
+                <w:sz w:val="26"/>
+              </w:rPr>
+            </w:r>
+          </w:p>
+          <w:p>
+            <w:pPr>
+              <w:spacing w:line="276" w:lineRule="auto" w:after="40"/>
+              <w:jc w:val="left"/>
+            </w:pPr>
+            <w:r>
+              <w:rPr>
+                <w:rFonts w:ascii="Times New Roman" w:hAnsi="Times New Roman" w:cs="Times New Roman" w:eastAsia="Times New Roman"/>
+                <w:b w:val="0"/>
+                <w:i w:val="0"/>
+                <w:sz w:val="26"/>
+              </w:rPr>
+            </w:r>
+          </w:p>
+          <w:p>
+            <w:pPr>
+              <w:spacing w:line="276" w:lineRule="auto" w:after="40"/>
+              <w:jc w:val="left"/>
+            </w:pPr>
+            <w:r>
+              <w:rPr>
+                <w:rFonts w:ascii="Times New Roman" w:hAnsi="Times New Roman" w:cs="Times New Roman" w:eastAsia="Times New Roman"/>
+                <w:b w:val="0"/>
+                <w:i w:val="0"/>
+                <w:sz w:val="26"/>
+              </w:rPr>
+            </w:r>
+          </w:p>
+          <w:p>
+            <w:pPr>
+              <w:jc w:val="center"/>
+            </w:pPr>
+            <w:r>
+              <w:drawing>
+                <wp:inline distT="0" distB="0" distL="0" distR="0" wp14:anchorId="52FD140F" wp14:editId="51F75A4A">
+                  <wp:extent cx="4905971" cy="1166842"/>
+                  <wp:effectExtent l="0" t="0" r="0" b="0"/>
+                  <wp:docPr id="1522434753" name="picture 7" descr="Sung. Tên của ảnh gốc: CLP000036c4000b.bmp Kích thước của ảnh gốc: rộng 902 pixel x cao 167 pixel"/>
+                  <wp:cNvGraphicFramePr/>
+                  <a:graphic xmlns:a="http://schemas.openxmlformats.org/drawingml/2006/main">
+                    <a:graphicData uri="http://schemas.openxmlformats.org/drawingml/2006/picture">
+                      <pic:pic xmlns:pic="http://schemas.openxmlformats.org/drawingml/2006/picture">
+                        <pic:nvPicPr>
+                          <pic:cNvPr id="0" name="pic"/>
+                          <pic:cNvPicPr/>
+                        </pic:nvPicPr>
+                        <pic:blipFill>
+                          <a:blip r:embed="rId19" cstate="print">
+                            <a:lum/>
+                          </a:blip>
+                          <a:srcRect/>
+                          <a:stretch>
+                            <a:fillRect/>
+                          </a:stretch>
+                        </pic:blipFill>
+                        <pic:spPr>
+                          <a:xfrm>
+                            <a:off x="0" y="0"/>
+                            <a:ext cx="4934650" cy="1173663"/>
+                          </a:xfrm>
+                          <a:prstGeom prst="rect">
+                            <a:avLst/>
+                          </a:prstGeom>
+                        </pic:spPr>
+                      </pic:pic>
+                    </a:graphicData>
+                  </a:graphic>
+                </wp:inline>
+              </w:drawing>
+            </w:r>
+          </w:p>
+          <w:p>
+            <w:pPr>
+              <w:jc w:val="center"/>
+            </w:pPr>
+            <w:r>
+              <w:drawing>
+                <wp:inline distT="0" distB="0" distL="0" distR="0" wp14:anchorId="5095C3A1" wp14:editId="06C058A5">
+                  <wp:extent cx="4015440" cy="3260690"/>
+                  <wp:effectExtent l="0" t="0" r="4445" b="0"/>
+                  <wp:docPr id="160" name="image2.png" descr="Sung. Tên của ảnh gốc: CLP00001b380003.bmp Kích thước ảnh gốc: rộng 788 pixel x cao 609 pixel"/>
+                  <wp:cNvGraphicFramePr/>
+                  <a:graphic xmlns:a="http://schemas.openxmlformats.org/drawingml/2006/main">
+                    <a:graphicData uri="http://schemas.openxmlformats.org/drawingml/2006/picture">
+                      <pic:pic xmlns:pic="http://schemas.openxmlformats.org/drawingml/2006/picture">
+                        <pic:nvPicPr>
+                          <pic:cNvPr id="0" name="image2.png" descr="Sung. Tên của ảnh gốc: CLP00001b380003.bmp Kích thước ảnh gốc: rộng 788 pixel x cao 609 pixel"/>
+                          <pic:cNvPicPr preferRelativeResize="0"/>
+                        </pic:nvPicPr>
+                        <pic:blipFill>
+                          <a:blip r:embed="rId20"/>
+                          <a:srcRect/>
+                          <a:stretch>
+                            <a:fillRect/>
+                          </a:stretch>
+                        </pic:blipFill>
+                        <pic:spPr>
+                          <a:xfrm>
+                            <a:off x="0" y="0"/>
+                            <a:ext cx="4045061" cy="3284743"/>
+                          </a:xfrm>
+                          <a:prstGeom prst="rect">
+                            <a:avLst/>
+                          </a:prstGeom>
+                          <a:ln/>
+                        </pic:spPr>
+                      </pic:pic>
+                    </a:graphicData>
+                  </a:graphic>
+                </wp:inline>
+              </w:drawing>
             </w:r>
           </w:p>
         </w:tc>
@@ -1849,30 +2314,34 @@
               <w:spacing w:line="276" w:lineRule="auto" w:after="40"/>
               <w:jc w:val="left"/>
             </w:pPr>
-            <w:r/>
-            <w:r>
-              <w:rPr>
-                <w:rFonts w:ascii="Times New Roman" w:hAnsi="Times New Roman" w:cs="Times New Roman" w:eastAsia="Times New Roman"/>
-                <w:b w:val="0"/>
-                <w:i w:val="0"/>
-                <w:sz w:val="26"/>
-              </w:rPr>
-              <w:t>Mô hình robot Bài 10. Robot hút bụi hoàn thiện.</w:t>
-            </w:r>
-          </w:p>
-          <w:p>
-            <w:pPr>
-              <w:spacing w:line="276" w:lineRule="auto" w:after="40"/>
-              <w:jc w:val="left"/>
-            </w:pPr>
-            <w:r>
-              <w:rPr>
-                <w:rFonts w:ascii="Times New Roman" w:hAnsi="Times New Roman" w:cs="Times New Roman" w:eastAsia="Times New Roman"/>
-                <w:b w:val="0"/>
-                <w:i w:val="0"/>
-                <w:sz w:val="26"/>
-              </w:rPr>
-              <w:t>Robot vận hành chính xác, trơn tru.</w:t>
+            <w:r>
+              <w:rPr>
+                <w:rFonts w:ascii="Times New Roman" w:hAnsi="Times New Roman"/>
+                <w:sz w:val="26"/>
+              </w:rPr>
+              <w:t>Sản phẩm robot của HS.</w:t>
+            </w:r>
+            <w:r>
+              <w:rPr>
+                <w:rFonts w:ascii="Times New Roman" w:hAnsi="Times New Roman" w:cs="Times New Roman" w:eastAsia="Times New Roman"/>
+                <w:b w:val="0"/>
+                <w:i w:val="0"/>
+                <w:sz w:val="26"/>
+              </w:rPr>
+            </w:r>
+          </w:p>
+          <w:p>
+            <w:pPr>
+              <w:spacing w:line="276" w:lineRule="auto" w:after="40"/>
+              <w:jc w:val="left"/>
+            </w:pPr>
+            <w:r>
+              <w:rPr>
+                <w:rFonts w:ascii="Times New Roman" w:hAnsi="Times New Roman" w:cs="Times New Roman" w:eastAsia="Times New Roman"/>
+                <w:b w:val="0"/>
+                <w:i w:val="0"/>
+                <w:sz w:val="26"/>
+              </w:rPr>
             </w:r>
           </w:p>
         </w:tc>
@@ -2080,150 +2549,168 @@
               <w:spacing w:line="276" w:lineRule="auto" w:after="40"/>
               <w:jc w:val="left"/>
             </w:pPr>
-            <w:r/>
-            <w:r>
-              <w:rPr>
-                <w:rFonts w:ascii="Times New Roman" w:hAnsi="Times New Roman" w:cs="Times New Roman" w:eastAsia="Times New Roman"/>
-                <w:b w:val="0"/>
-                <w:i w:val="0"/>
-                <w:sz w:val="26"/>
-              </w:rPr>
-              <w:t>Bước 1: Chuyển giao nhiệm vụ học tập:</w:t>
-            </w:r>
-          </w:p>
-          <w:p>
-            <w:pPr>
-              <w:spacing w:line="276" w:lineRule="auto" w:after="40"/>
-              <w:jc w:val="left"/>
-            </w:pPr>
-            <w:r>
-              <w:rPr>
-                <w:rFonts w:ascii="Times New Roman" w:hAnsi="Times New Roman" w:cs="Times New Roman" w:eastAsia="Times New Roman"/>
-                <w:b w:val="0"/>
-                <w:i w:val="0"/>
-                <w:sz w:val="26"/>
-              </w:rPr>
-              <w:t>- GV đặt câu hỏi: "Em có thể cải tiến cấu trúc nào để Bài 10. Robot hút bụi hoạt động tốt hơn?"</w:t>
-            </w:r>
-          </w:p>
-          <w:p>
-            <w:pPr>
-              <w:spacing w:line="276" w:lineRule="auto" w:after="40"/>
-              <w:jc w:val="left"/>
-            </w:pPr>
-            <w:r>
-              <w:rPr>
-                <w:rFonts w:ascii="Times New Roman" w:hAnsi="Times New Roman" w:cs="Times New Roman" w:eastAsia="Times New Roman"/>
-                <w:b w:val="0"/>
-                <w:i w:val="0"/>
-                <w:sz w:val="26"/>
-              </w:rPr>
-              <w:t>Bước 2: Học sinh tiếp nhận nhiệm vụ học tập:</w:t>
-            </w:r>
-          </w:p>
-          <w:p>
-            <w:pPr>
-              <w:spacing w:line="276" w:lineRule="auto" w:after="40"/>
-              <w:jc w:val="left"/>
-            </w:pPr>
-            <w:r>
-              <w:rPr>
-                <w:rFonts w:ascii="Times New Roman" w:hAnsi="Times New Roman" w:cs="Times New Roman" w:eastAsia="Times New Roman"/>
-                <w:b w:val="0"/>
-                <w:i w:val="0"/>
-                <w:sz w:val="26"/>
-              </w:rPr>
-              <w:t>- HS suy nghĩ ý tưởng sáng tạo mở rộng.</w:t>
-            </w:r>
-          </w:p>
-          <w:p>
-            <w:pPr>
-              <w:spacing w:line="276" w:lineRule="auto" w:after="40"/>
-              <w:jc w:val="left"/>
-            </w:pPr>
-            <w:r>
-              <w:rPr>
-                <w:rFonts w:ascii="Times New Roman" w:hAnsi="Times New Roman" w:cs="Times New Roman" w:eastAsia="Times New Roman"/>
-                <w:b w:val="0"/>
-                <w:i w:val="0"/>
-                <w:sz w:val="26"/>
-              </w:rPr>
-              <w:t>- HS nhẹ nhàng tháo chốt, phân loại linh kiện về đúng ngăn trong hộp Kit.</w:t>
-            </w:r>
-          </w:p>
-          <w:p>
-            <w:pPr>
-              <w:spacing w:line="276" w:lineRule="auto" w:after="40"/>
-              <w:jc w:val="left"/>
-            </w:pPr>
-            <w:r>
-              <w:rPr>
-                <w:rFonts w:ascii="Times New Roman" w:hAnsi="Times New Roman" w:cs="Times New Roman" w:eastAsia="Times New Roman"/>
-                <w:b w:val="0"/>
-                <w:i w:val="0"/>
-                <w:sz w:val="26"/>
-              </w:rPr>
-              <w:t>Bước 3: Báo cáo kết quả hoạt động:</w:t>
-            </w:r>
-          </w:p>
-          <w:p>
-            <w:pPr>
-              <w:spacing w:line="276" w:lineRule="auto" w:after="40"/>
-              <w:jc w:val="left"/>
-            </w:pPr>
-            <w:r>
-              <w:rPr>
-                <w:rFonts w:ascii="Times New Roman" w:hAnsi="Times New Roman" w:cs="Times New Roman" w:eastAsia="Times New Roman"/>
-                <w:b w:val="0"/>
-                <w:i w:val="0"/>
-                <w:sz w:val="26"/>
-              </w:rPr>
-              <w:t>- 1-2 HS trình bày ý tưởng nâng cấp robot trước lớp.</w:t>
-            </w:r>
-          </w:p>
-          <w:p>
-            <w:pPr>
-              <w:spacing w:line="276" w:lineRule="auto" w:after="40"/>
-              <w:jc w:val="left"/>
-            </w:pPr>
-            <w:r>
-              <w:rPr>
-                <w:rFonts w:ascii="Times New Roman" w:hAnsi="Times New Roman" w:cs="Times New Roman" w:eastAsia="Times New Roman"/>
-                <w:b w:val="0"/>
-                <w:i w:val="0"/>
-                <w:sz w:val="26"/>
-              </w:rPr>
-              <w:t>Bước 4: Giáo viên nhắc nhở nhiệm vụ về nhà:</w:t>
-            </w:r>
-          </w:p>
-          <w:p>
-            <w:pPr>
-              <w:spacing w:line="276" w:lineRule="auto" w:after="40"/>
-              <w:jc w:val="left"/>
-            </w:pPr>
-            <w:r>
-              <w:rPr>
-                <w:rFonts w:ascii="Times New Roman" w:hAnsi="Times New Roman" w:cs="Times New Roman" w:eastAsia="Times New Roman"/>
-                <w:b w:val="0"/>
-                <w:i w:val="0"/>
-                <w:sz w:val="26"/>
-              </w:rPr>
-              <w:t>- GV dặn dò nhiệm vụ chuẩn bị cho bài học tiếp theo.</w:t>
-            </w:r>
-          </w:p>
-          <w:p>
-            <w:pPr>
-              <w:spacing w:line="276" w:lineRule="auto" w:after="40"/>
-              <w:jc w:val="left"/>
-            </w:pPr>
-            <w:r>
-              <w:rPr>
-                <w:rFonts w:ascii="Times New Roman" w:hAnsi="Times New Roman" w:cs="Times New Roman" w:eastAsia="Times New Roman"/>
-                <w:b w:val="0"/>
-                <w:i w:val="0"/>
-                <w:sz w:val="26"/>
-              </w:rPr>
-              <w:t>- HS thu dọn bàn học, nộp lại hộp Kit Robotics ngăn nắp.</w:t>
+            <w:r>
+              <w:rPr>
+                <w:rFonts w:ascii="Times New Roman" w:hAnsi="Times New Roman"/>
+                <w:sz w:val="26"/>
+              </w:rPr>
+              <w:t>+ GV hướng dẫn HS lắp ráp sáng tạo thêm cho robot.</w:t>
+              <w:br/>
+              <w:t>+ HS tiến hành lắp ráp, sáng tạo dựa trên những gợi ý của GV và những mảnh ghép còn trong hộp.</w:t>
+              <w:br/>
+              <w:t>5. Tự học (Let’s move)</w:t>
+              <w:br/>
+              <w:t>- Mục tiêu: Vận hành được robot đã lắp.</w:t>
+              <w:br/>
+              <w:t>- Nội dung: HS vận hành robot vừa lắp, chơi với robot.</w:t>
+              <w:br/>
+              <w:t>+ GV tổ chức cho HS chơi với robot sau khi lắp xong.</w:t>
+              <w:br/>
+              <w:t>+ HS tự chơi với robot.</w:t>
+              <w:br/>
+              <w:t>6. Tự kiểm tra (Let’s check)</w:t>
+              <w:br/>
+              <w:t>- Mục tiêu: HS tháo được chốt, sắp xếp ngăn nắp các mảnh ghép vào trong hộp.</w:t>
+              <w:br/>
+              <w:t>- Nội dung: HS tháo chốt, sắp xếp các mảnh ghép.</w:t>
+              <w:br/>
+              <w:t>+ GV cho HS tháo chốt.</w:t>
+              <w:br/>
+              <w:t>+ HS tiến hành tháo robot, sắp xếp ngăn nắp các mảnh ghép vào trong hộp, dọn dẹp bàn ghế quanh vị trí ngồi.</w:t>
+            </w:r>
+            <w:r>
+              <w:rPr>
+                <w:rFonts w:ascii="Times New Roman" w:hAnsi="Times New Roman" w:cs="Times New Roman" w:eastAsia="Times New Roman"/>
+                <w:b w:val="0"/>
+                <w:i w:val="0"/>
+                <w:sz w:val="26"/>
+              </w:rPr>
+            </w:r>
+          </w:p>
+          <w:p>
+            <w:pPr>
+              <w:spacing w:line="276" w:lineRule="auto" w:after="40"/>
+              <w:jc w:val="left"/>
+            </w:pPr>
+            <w:r>
+              <w:rPr>
+                <w:rFonts w:ascii="Times New Roman" w:hAnsi="Times New Roman" w:cs="Times New Roman" w:eastAsia="Times New Roman"/>
+                <w:b w:val="0"/>
+                <w:i w:val="0"/>
+                <w:sz w:val="26"/>
+              </w:rPr>
+            </w:r>
+          </w:p>
+          <w:p>
+            <w:pPr>
+              <w:spacing w:line="276" w:lineRule="auto" w:after="40"/>
+              <w:jc w:val="left"/>
+            </w:pPr>
+            <w:r>
+              <w:rPr>
+                <w:rFonts w:ascii="Times New Roman" w:hAnsi="Times New Roman" w:cs="Times New Roman" w:eastAsia="Times New Roman"/>
+                <w:b w:val="0"/>
+                <w:i w:val="0"/>
+                <w:sz w:val="26"/>
+              </w:rPr>
+            </w:r>
+          </w:p>
+          <w:p>
+            <w:pPr>
+              <w:spacing w:line="276" w:lineRule="auto" w:after="40"/>
+              <w:jc w:val="left"/>
+            </w:pPr>
+            <w:r>
+              <w:rPr>
+                <w:rFonts w:ascii="Times New Roman" w:hAnsi="Times New Roman" w:cs="Times New Roman" w:eastAsia="Times New Roman"/>
+                <w:b w:val="0"/>
+                <w:i w:val="0"/>
+                <w:sz w:val="26"/>
+              </w:rPr>
+            </w:r>
+          </w:p>
+          <w:p>
+            <w:pPr>
+              <w:spacing w:line="276" w:lineRule="auto" w:after="40"/>
+              <w:jc w:val="left"/>
+            </w:pPr>
+            <w:r>
+              <w:rPr>
+                <w:rFonts w:ascii="Times New Roman" w:hAnsi="Times New Roman" w:cs="Times New Roman" w:eastAsia="Times New Roman"/>
+                <w:b w:val="0"/>
+                <w:i w:val="0"/>
+                <w:sz w:val="26"/>
+              </w:rPr>
+            </w:r>
+          </w:p>
+          <w:p>
+            <w:pPr>
+              <w:spacing w:line="276" w:lineRule="auto" w:after="40"/>
+              <w:jc w:val="left"/>
+            </w:pPr>
+            <w:r>
+              <w:rPr>
+                <w:rFonts w:ascii="Times New Roman" w:hAnsi="Times New Roman" w:cs="Times New Roman" w:eastAsia="Times New Roman"/>
+                <w:b w:val="0"/>
+                <w:i w:val="0"/>
+                <w:sz w:val="26"/>
+              </w:rPr>
+            </w:r>
+          </w:p>
+          <w:p>
+            <w:pPr>
+              <w:spacing w:line="276" w:lineRule="auto" w:after="40"/>
+              <w:jc w:val="left"/>
+            </w:pPr>
+            <w:r>
+              <w:rPr>
+                <w:rFonts w:ascii="Times New Roman" w:hAnsi="Times New Roman" w:cs="Times New Roman" w:eastAsia="Times New Roman"/>
+                <w:b w:val="0"/>
+                <w:i w:val="0"/>
+                <w:sz w:val="26"/>
+              </w:rPr>
+            </w:r>
+          </w:p>
+          <w:p>
+            <w:pPr>
+              <w:spacing w:line="276" w:lineRule="auto" w:after="40"/>
+              <w:jc w:val="left"/>
+            </w:pPr>
+            <w:r>
+              <w:rPr>
+                <w:rFonts w:ascii="Times New Roman" w:hAnsi="Times New Roman" w:cs="Times New Roman" w:eastAsia="Times New Roman"/>
+                <w:b w:val="0"/>
+                <w:i w:val="0"/>
+                <w:sz w:val="26"/>
+              </w:rPr>
+            </w:r>
+          </w:p>
+          <w:p>
+            <w:pPr>
+              <w:spacing w:line="276" w:lineRule="auto" w:after="40"/>
+              <w:jc w:val="left"/>
+            </w:pPr>
+            <w:r>
+              <w:rPr>
+                <w:rFonts w:ascii="Times New Roman" w:hAnsi="Times New Roman" w:cs="Times New Roman" w:eastAsia="Times New Roman"/>
+                <w:b w:val="0"/>
+                <w:i w:val="0"/>
+                <w:sz w:val="26"/>
+              </w:rPr>
+            </w:r>
+          </w:p>
+          <w:p>
+            <w:pPr>
+              <w:spacing w:line="276" w:lineRule="auto" w:after="40"/>
+              <w:jc w:val="left"/>
+            </w:pPr>
+            <w:r>
+              <w:rPr>
+                <w:rFonts w:ascii="Times New Roman" w:hAnsi="Times New Roman" w:cs="Times New Roman" w:eastAsia="Times New Roman"/>
+                <w:b w:val="0"/>
+                <w:i w:val="0"/>
+                <w:sz w:val="26"/>
+              </w:rPr>
             </w:r>
           </w:p>
         </w:tc>
@@ -2242,30 +2729,34 @@
               <w:spacing w:line="276" w:lineRule="auto" w:after="40"/>
               <w:jc w:val="left"/>
             </w:pPr>
-            <w:r/>
-            <w:r>
-              <w:rPr>
-                <w:rFonts w:ascii="Times New Roman" w:hAnsi="Times New Roman" w:cs="Times New Roman" w:eastAsia="Times New Roman"/>
-                <w:b w:val="0"/>
-                <w:i w:val="0"/>
-                <w:sz w:val="26"/>
-              </w:rPr>
-              <w:t>HS đề xuất được ý tưởng cải tiến mô hình robot.</w:t>
-            </w:r>
-          </w:p>
-          <w:p>
-            <w:pPr>
-              <w:spacing w:line="276" w:lineRule="auto" w:after="40"/>
-              <w:jc w:val="left"/>
-            </w:pPr>
-            <w:r>
-              <w:rPr>
-                <w:rFonts w:ascii="Times New Roman" w:hAnsi="Times New Roman" w:cs="Times New Roman" w:eastAsia="Times New Roman"/>
-                <w:b w:val="0"/>
-                <w:i w:val="0"/>
-                <w:sz w:val="26"/>
-              </w:rPr>
-              <w:t>Bộ Kit Robotics được phân loại và bảo quản tốt.</w:t>
+            <w:r>
+              <w:rPr>
+                <w:rFonts w:ascii="Times New Roman" w:hAnsi="Times New Roman"/>
+                <w:sz w:val="26"/>
+              </w:rPr>
+              <w:t>Sản phẩm robot sáng tạo của HS.</w:t>
+            </w:r>
+            <w:r>
+              <w:rPr>
+                <w:rFonts w:ascii="Times New Roman" w:hAnsi="Times New Roman" w:cs="Times New Roman" w:eastAsia="Times New Roman"/>
+                <w:b w:val="0"/>
+                <w:i w:val="0"/>
+                <w:sz w:val="26"/>
+              </w:rPr>
+            </w:r>
+          </w:p>
+          <w:p>
+            <w:pPr>
+              <w:spacing w:line="276" w:lineRule="auto" w:after="40"/>
+              <w:jc w:val="left"/>
+            </w:pPr>
+            <w:r>
+              <w:rPr>
+                <w:rFonts w:ascii="Times New Roman" w:hAnsi="Times New Roman" w:cs="Times New Roman" w:eastAsia="Times New Roman"/>
+                <w:b w:val="0"/>
+                <w:i w:val="0"/>
+                <w:sz w:val="26"/>
+              </w:rPr>
             </w:r>
           </w:p>
         </w:tc>
